--- a/Assignment 2 - Draft_3.docx
+++ b/Assignment 2 - Draft_3.docx
@@ -639,15 +639,7 @@
         <w:t>bicycle riding.</w:t>
       </w:r>
       <w:r>
-        <w:t xml:space="preserve"> The </w:t>
-      </w:r>
-      <w:proofErr w:type="gramStart"/>
-      <w:r>
-        <w:t>main focus</w:t>
-      </w:r>
-      <w:proofErr w:type="gramEnd"/>
-      <w:r>
-        <w:t xml:space="preserve"> around this report will be bicycle riding.</w:t>
+        <w:t xml:space="preserve"> The main focus around this report will be bicycle riding.</w:t>
       </w:r>
       <w:r>
         <w:t xml:space="preserve"> Without the data to </w:t>
@@ -782,7 +774,11 @@
         <w:t xml:space="preserve">, as basic 4-number summary and standard deviation was </w:t>
       </w:r>
       <w:r>
-        <w:t xml:space="preserve">used. This style of summary illustrates </w:t>
+        <w:t xml:space="preserve">used. </w:t>
+      </w:r>
+      <w:commentRangeStart w:id="0"/>
+      <w:r>
+        <w:t xml:space="preserve">This style of summary illustrates </w:t>
       </w:r>
       <w:r>
         <w:t xml:space="preserve">clearly wrong data points (e.g. Rockhampton </w:t>
@@ -823,7 +819,6 @@
         </w:rPr>
         <w:t xml:space="preserve"> </w:t>
       </w:r>
-      <w:proofErr w:type="spellStart"/>
       <w:r>
         <w:rPr>
           <w:vertAlign w:val="superscript"/>
@@ -833,7 +828,6 @@
       <w:r>
         <w:t>C</w:t>
       </w:r>
-      <w:proofErr w:type="spellEnd"/>
       <w:r>
         <w:t>, humidity below zero</w:t>
       </w:r>
@@ -861,7 +855,19 @@
         <w:t xml:space="preserve"> </w:t>
       </w:r>
       <w:r>
-        <w:t>on variations around a data points mean</w:t>
+        <w:t xml:space="preserve">on variations around a data points </w:t>
+      </w:r>
+      <w:commentRangeEnd w:id="0"/>
+      <w:r>
+        <w:rPr>
+          <w:rStyle w:val="CommentReference"/>
+          <w:sz w:val="24"/>
+          <w:szCs w:val="24"/>
+        </w:rPr>
+        <w:commentReference w:id="0"/>
+      </w:r>
+      <w:r>
+        <w:t>mean</w:t>
       </w:r>
       <w:r>
         <w:t xml:space="preserve">. As </w:t>
@@ -887,7 +893,7 @@
         <w:pStyle w:val="Caption"/>
         <w:spacing w:after="0"/>
       </w:pPr>
-      <w:bookmarkStart w:id="0" w:name="_Ref228343783"/>
+      <w:bookmarkStart w:id="1" w:name="_Ref228343783"/>
       <w:r>
         <w:t xml:space="preserve">Table </w:t>
       </w:r>
@@ -899,7 +905,7 @@
           <w:t>1</w:t>
         </w:r>
       </w:fldSimple>
-      <w:bookmarkEnd w:id="0"/>
+      <w:bookmarkEnd w:id="1"/>
       <w:r>
         <w:t xml:space="preserve"> - Basic number summary</w:t>
       </w:r>
@@ -1168,11 +1174,9 @@
             <w:tcW w:w="1502" w:type="dxa"/>
           </w:tcPr>
           <w:p>
-            <w:proofErr w:type="spellStart"/>
             <w:r>
               <w:t>Atemp</w:t>
             </w:r>
-            <w:proofErr w:type="spellEnd"/>
           </w:p>
         </w:tc>
         <w:tc>
@@ -1565,7 +1569,7 @@
                     <pic:cNvPicPr/>
                   </pic:nvPicPr>
                   <pic:blipFill>
-                    <a:blip r:embed="rId11"/>
+                    <a:blip r:embed="rId15"/>
                     <a:stretch>
                       <a:fillRect/>
                     </a:stretch>
@@ -1590,7 +1594,7 @@
       <w:pPr>
         <w:pStyle w:val="Caption"/>
       </w:pPr>
-      <w:bookmarkStart w:id="1" w:name="_Ref228343796"/>
+      <w:bookmarkStart w:id="2" w:name="_Ref228343796"/>
       <w:r>
         <w:t xml:space="preserve">Figure </w:t>
       </w:r>
@@ -1602,7 +1606,7 @@
           <w:t>1</w:t>
         </w:r>
       </w:fldSimple>
-      <w:bookmarkEnd w:id="1"/>
+      <w:bookmarkEnd w:id="2"/>
       <w:r>
         <w:t xml:space="preserve"> - Count column boxplot</w:t>
       </w:r>
@@ -1672,7 +1676,7 @@
                     <pic:cNvPicPr/>
                   </pic:nvPicPr>
                   <pic:blipFill>
-                    <a:blip r:embed="rId12"/>
+                    <a:blip r:embed="rId16"/>
                     <a:stretch>
                       <a:fillRect/>
                     </a:stretch>
@@ -1697,7 +1701,7 @@
       <w:pPr>
         <w:pStyle w:val="Caption"/>
       </w:pPr>
-      <w:bookmarkStart w:id="2" w:name="_Ref228343803"/>
+      <w:bookmarkStart w:id="3" w:name="_Ref228343803"/>
       <w:r>
         <w:t xml:space="preserve">Figure </w:t>
       </w:r>
@@ -1709,7 +1713,7 @@
           <w:t>2</w:t>
         </w:r>
       </w:fldSimple>
-      <w:bookmarkEnd w:id="2"/>
+      <w:bookmarkEnd w:id="3"/>
       <w:r>
         <w:t xml:space="preserve"> - Large standard deviation columns</w:t>
       </w:r>
@@ -1754,15 +1758,7 @@
     </w:p>
     <w:p>
       <w:r>
-        <w:t xml:space="preserve">It was also found that there </w:t>
-      </w:r>
-      <w:proofErr w:type="gramStart"/>
-      <w:r>
-        <w:t>was</w:t>
-      </w:r>
-      <w:proofErr w:type="gramEnd"/>
-      <w:r>
-        <w:t xml:space="preserve"> </w:t>
+        <w:t xml:space="preserve">It was also found that there was </w:t>
       </w:r>
       <w:r>
         <w:t>several</w:t>
@@ -2255,11 +2251,9 @@
             <w:tcW w:w="1502" w:type="dxa"/>
           </w:tcPr>
           <w:p>
-            <w:proofErr w:type="spellStart"/>
             <w:r>
               <w:t>Atemp</w:t>
             </w:r>
-            <w:proofErr w:type="spellEnd"/>
           </w:p>
         </w:tc>
         <w:tc>
@@ -2741,7 +2735,7 @@
                     <pic:cNvPicPr/>
                   </pic:nvPicPr>
                   <pic:blipFill>
-                    <a:blip r:embed="rId13"/>
+                    <a:blip r:embed="rId17"/>
                     <a:stretch>
                       <a:fillRect/>
                     </a:stretch>
@@ -2766,7 +2760,7 @@
       <w:pPr>
         <w:pStyle w:val="Caption"/>
       </w:pPr>
-      <w:bookmarkStart w:id="3" w:name="_Ref228358706"/>
+      <w:bookmarkStart w:id="4" w:name="_Ref228358706"/>
       <w:r>
         <w:t xml:space="preserve">Figure </w:t>
       </w:r>
@@ -2778,7 +2772,7 @@
           <w:t>3</w:t>
         </w:r>
       </w:fldSimple>
-      <w:bookmarkEnd w:id="3"/>
+      <w:bookmarkEnd w:id="4"/>
       <w:r>
         <w:t xml:space="preserve"> - The effects of seasonality and temperature affecting the number of bike rentals</w:t>
       </w:r>
@@ -2902,7 +2896,7 @@
                     <pic:cNvPicPr/>
                   </pic:nvPicPr>
                   <pic:blipFill>
-                    <a:blip r:embed="rId14"/>
+                    <a:blip r:embed="rId18"/>
                     <a:stretch>
                       <a:fillRect/>
                     </a:stretch>
@@ -2927,7 +2921,7 @@
       <w:pPr>
         <w:pStyle w:val="Caption"/>
       </w:pPr>
-      <w:bookmarkStart w:id="4" w:name="_Ref228358712"/>
+      <w:bookmarkStart w:id="5" w:name="_Ref228358712"/>
       <w:r>
         <w:t xml:space="preserve">Figure </w:t>
       </w:r>
@@ -2939,7 +2933,7 @@
           <w:t>4</w:t>
         </w:r>
       </w:fldSimple>
-      <w:bookmarkEnd w:id="4"/>
+      <w:bookmarkEnd w:id="5"/>
       <w:r>
         <w:t xml:space="preserve"> - Combined effects of the temperature and weather on bike rentals</w:t>
       </w:r>
@@ -3073,7 +3067,7 @@
                     <pic:cNvPicPr/>
                   </pic:nvPicPr>
                   <pic:blipFill>
-                    <a:blip r:embed="rId15"/>
+                    <a:blip r:embed="rId19"/>
                     <a:stretch>
                       <a:fillRect/>
                     </a:stretch>
@@ -3098,7 +3092,7 @@
       <w:pPr>
         <w:pStyle w:val="Caption"/>
       </w:pPr>
-      <w:bookmarkStart w:id="5" w:name="_Ref229325853"/>
+      <w:bookmarkStart w:id="6" w:name="_Ref229325853"/>
       <w:r>
         <w:t xml:space="preserve">Figure </w:t>
       </w:r>
@@ -3110,7 +3104,7 @@
           <w:t>5</w:t>
         </w:r>
       </w:fldSimple>
-      <w:bookmarkEnd w:id="5"/>
+      <w:bookmarkEnd w:id="6"/>
       <w:r>
         <w:t xml:space="preserve"> - Time series graph of count</w:t>
       </w:r>
@@ -3250,7 +3244,7 @@
                     <pic:cNvPicPr/>
                   </pic:nvPicPr>
                   <pic:blipFill>
-                    <a:blip r:embed="rId16"/>
+                    <a:blip r:embed="rId20"/>
                     <a:stretch>
                       <a:fillRect/>
                     </a:stretch>
@@ -3275,7 +3269,7 @@
       <w:pPr>
         <w:pStyle w:val="Caption"/>
       </w:pPr>
-      <w:bookmarkStart w:id="6" w:name="_Ref229325843"/>
+      <w:bookmarkStart w:id="7" w:name="_Ref229325843"/>
       <w:r>
         <w:t xml:space="preserve">Figure </w:t>
       </w:r>
@@ -3287,7 +3281,7 @@
           <w:t>6</w:t>
         </w:r>
       </w:fldSimple>
-      <w:bookmarkEnd w:id="6"/>
+      <w:bookmarkEnd w:id="7"/>
       <w:r>
         <w:t xml:space="preserve"> </w:t>
       </w:r>
@@ -3388,15 +3382,7 @@
         <w:t xml:space="preserve">In the end the “date” column had </w:t>
       </w:r>
       <w:r>
-        <w:t xml:space="preserve">to be dropped as the linear regression algorithm present within </w:t>
-      </w:r>
-      <w:proofErr w:type="spellStart"/>
-      <w:r>
-        <w:t>SciKit</w:t>
-      </w:r>
-      <w:proofErr w:type="spellEnd"/>
-      <w:r>
-        <w:t xml:space="preserve">-Learn </w:t>
+        <w:t xml:space="preserve">to be dropped as the linear regression algorithm present within SciKit-Learn </w:t>
       </w:r>
       <w:r>
         <w:fldChar w:fldCharType="begin"/>
@@ -4951,27 +4937,21 @@
     </w:p>
     <w:p>
       <w:pPr>
-        <w:rPr>
-          <w:rFonts w:eastAsiaTheme="minorEastAsia"/>
-        </w:rPr>
-      </w:pPr>
-    </w:p>
-    <w:p>
-      <w:pPr>
-        <w:keepNext/>
         <w:jc w:val="center"/>
-      </w:pPr>
-      <w:r>
-        <w:rPr>
-          <w:rFonts w:eastAsiaTheme="minorEastAsia"/>
-          <w:noProof/>
+        <w:rPr>
+          <w:rFonts w:eastAsiaTheme="minorEastAsia"/>
+        </w:rPr>
+      </w:pPr>
+      <w:r>
+        <w:rPr>
+          <w:rFonts w:eastAsiaTheme="minorEastAsia"/>
         </w:rPr>
         <w:lastRenderedPageBreak/>
         <w:drawing>
-          <wp:inline distT="0" distB="0" distL="0" distR="0" wp14:anchorId="1FD116DF" wp14:editId="2073E5BE">
-            <wp:extent cx="3603171" cy="2805200"/>
-            <wp:effectExtent l="0" t="0" r="0" b="0"/>
-            <wp:docPr id="1383709270" name="Picture 1"/>
+          <wp:inline distT="0" distB="0" distL="0" distR="0" wp14:anchorId="0B586061" wp14:editId="18F0385B">
+            <wp:extent cx="3656481" cy="2639423"/>
+            <wp:effectExtent l="0" t="0" r="1270" b="8890"/>
+            <wp:docPr id="1286756438" name="Picture 1"/>
             <wp:cNvGraphicFramePr>
               <a:graphicFrameLocks xmlns:a="http://schemas.openxmlformats.org/drawingml/2006/main" noChangeAspect="1"/>
             </wp:cNvGraphicFramePr>
@@ -4979,11 +4959,11 @@
               <a:graphicData uri="http://schemas.openxmlformats.org/drawingml/2006/picture">
                 <pic:pic xmlns:pic="http://schemas.openxmlformats.org/drawingml/2006/picture">
                   <pic:nvPicPr>
-                    <pic:cNvPr id="1383709270" name=""/>
+                    <pic:cNvPr id="1286756438" name=""/>
                     <pic:cNvPicPr/>
                   </pic:nvPicPr>
                   <pic:blipFill>
-                    <a:blip r:embed="rId17"/>
+                    <a:blip r:embed="rId21"/>
                     <a:stretch>
                       <a:fillRect/>
                     </a:stretch>
@@ -4991,7 +4971,7 @@
                   <pic:spPr>
                     <a:xfrm>
                       <a:off x="0" y="0"/>
-                      <a:ext cx="3608768" cy="2809558"/>
+                      <a:ext cx="3664007" cy="2644856"/>
                     </a:xfrm>
                     <a:prstGeom prst="rect">
                       <a:avLst/>
@@ -5011,7 +4991,7 @@
           <w:rFonts w:eastAsiaTheme="minorEastAsia"/>
         </w:rPr>
       </w:pPr>
-      <w:bookmarkStart w:id="7" w:name="_Ref229325712"/>
+      <w:bookmarkStart w:id="8" w:name="_Ref229325712"/>
       <w:r>
         <w:t xml:space="preserve">Figure </w:t>
       </w:r>
@@ -5023,7 +5003,7 @@
           <w:t>7</w:t>
         </w:r>
       </w:fldSimple>
-      <w:bookmarkEnd w:id="7"/>
+      <w:bookmarkEnd w:id="8"/>
       <w:r>
         <w:t xml:space="preserve"> - Scatter plot of predicted vs actual count values</w:t>
       </w:r>
@@ -5150,21 +5130,7 @@
         <w:rPr>
           <w:rFonts w:eastAsiaTheme="minorEastAsia"/>
         </w:rPr>
-        <w:t xml:space="preserve">a season, </w:t>
-      </w:r>
-      <w:proofErr w:type="gramStart"/>
-      <w:r>
-        <w:rPr>
-          <w:rFonts w:eastAsiaTheme="minorEastAsia"/>
-        </w:rPr>
-        <w:t>whether or not</w:t>
-      </w:r>
-      <w:proofErr w:type="gramEnd"/>
-      <w:r>
-        <w:rPr>
-          <w:rFonts w:eastAsiaTheme="minorEastAsia"/>
-        </w:rPr>
-        <w:t xml:space="preserve"> it is a holiday or working day, the temperature, </w:t>
+        <w:t xml:space="preserve">a season, whether or not it is a holiday or working day, the temperature, </w:t>
       </w:r>
       <w:r>
         <w:rPr>
@@ -5188,35 +5154,7 @@
         <w:rPr>
           <w:rFonts w:eastAsiaTheme="minorEastAsia"/>
         </w:rPr>
-        <w:t xml:space="preserve">temp of 23, </w:t>
-      </w:r>
-      <w:proofErr w:type="spellStart"/>
-      <w:r>
-        <w:rPr>
-          <w:rFonts w:eastAsiaTheme="minorEastAsia"/>
-        </w:rPr>
-        <w:t>atemp</w:t>
-      </w:r>
-      <w:proofErr w:type="spellEnd"/>
-      <w:r>
-        <w:rPr>
-          <w:rFonts w:eastAsiaTheme="minorEastAsia"/>
-        </w:rPr>
-        <w:t xml:space="preserve"> of 24, 63% humidity and 43km/h </w:t>
-      </w:r>
-      <w:proofErr w:type="gramStart"/>
-      <w:r>
-        <w:rPr>
-          <w:rFonts w:eastAsiaTheme="minorEastAsia"/>
-        </w:rPr>
-        <w:t>has</w:t>
-      </w:r>
-      <w:proofErr w:type="gramEnd"/>
-      <w:r>
-        <w:rPr>
-          <w:rFonts w:eastAsiaTheme="minorEastAsia"/>
-        </w:rPr>
-        <w:t xml:space="preserve"> an expected count of 580.97 (~581) rentals.</w:t>
+        <w:t>temp of 23, atemp of 24, 63% humidity and 43km/h has an expected count of 580.97 (~581) rentals.</w:t>
       </w:r>
     </w:p>
     <w:p>
@@ -5238,28 +5176,12 @@
     </w:p>
     <w:p>
       <w:r>
-        <w:t xml:space="preserve">Hard to predict around the </w:t>
-      </w:r>
-      <w:proofErr w:type="spellStart"/>
-      <w:r>
-        <w:t>seasonalilty</w:t>
-      </w:r>
-      <w:proofErr w:type="spellEnd"/>
-      <w:r>
-        <w:t xml:space="preserve"> of bicycle analysis.</w:t>
-      </w:r>
-    </w:p>
-    <w:p>
-      <w:r>
-        <w:t xml:space="preserve">It is recommended that due to greater </w:t>
-      </w:r>
-      <w:proofErr w:type="spellStart"/>
-      <w:r>
-        <w:t>variablility</w:t>
-      </w:r>
-      <w:proofErr w:type="spellEnd"/>
-      <w:r>
-        <w:t xml:space="preserve"> and relationships and influence that more than one </w:t>
+        <w:t>Hard to predict around the seasonalilty of bicycle analysis.</w:t>
+      </w:r>
+    </w:p>
+    <w:p>
+      <w:r>
+        <w:t xml:space="preserve">It is recommended that due to greater variablility and relationships and influence that more than one </w:t>
       </w:r>
       <w:r>
         <w:t xml:space="preserve">variable has on </w:t>
@@ -5271,29 +5193,13 @@
         <w:t>multi-dimensional</w:t>
       </w:r>
       <w:r>
-        <w:t xml:space="preserve"> regression or </w:t>
-      </w:r>
-      <w:proofErr w:type="spellStart"/>
-      <w:r>
-        <w:t>nureul</w:t>
-      </w:r>
-      <w:proofErr w:type="spellEnd"/>
-      <w:r>
-        <w:t xml:space="preserve"> network would be a better fit.</w:t>
+        <w:t xml:space="preserve"> regression or nureul network would be a better fit.</w:t>
       </w:r>
       <w:r>
         <w:t xml:space="preserve"> Use Something </w:t>
       </w:r>
       <w:r>
-        <w:t xml:space="preserve">like non-linear with high </w:t>
-      </w:r>
-      <w:proofErr w:type="spellStart"/>
-      <w:r>
-        <w:t>polynoamial</w:t>
-      </w:r>
-      <w:proofErr w:type="spellEnd"/>
-      <w:r>
-        <w:t xml:space="preserve"> degree Support Vector Regression</w:t>
+        <w:t>like non-linear with high polynoamial degree Support Vector Regression</w:t>
       </w:r>
     </w:p>
     <w:p/>
@@ -5317,6 +5223,45 @@
     </w:sectPr>
   </w:body>
 </w:document>
+</file>
+
+<file path=word/comments.xml><?xml version="1.0" encoding="utf-8"?>
+<w:comments xmlns:wpc="http://schemas.microsoft.com/office/word/2010/wordprocessingCanvas" xmlns:cx="http://schemas.microsoft.com/office/drawing/2014/chartex" xmlns:cx1="http://schemas.microsoft.com/office/drawing/2015/9/8/chartex" xmlns:cx2="http://schemas.microsoft.com/office/drawing/2015/10/21/chartex" xmlns:cx3="http://schemas.microsoft.com/office/drawing/2016/5/9/chartex" xmlns:cx4="http://schemas.microsoft.com/office/drawing/2016/5/10/chartex" xmlns:cx5="http://schemas.microsoft.com/office/drawing/2016/5/11/chartex" xmlns:cx6="http://schemas.microsoft.com/office/drawing/2016/5/12/chartex" xmlns:cx7="http://schemas.microsoft.com/office/drawing/2016/5/13/chartex" xmlns:cx8="http://schemas.microsoft.com/office/drawing/2016/5/14/chartex" xmlns:mc="http://schemas.openxmlformats.org/markup-compatibility/2006" xmlns:aink="http://schemas.microsoft.com/office/drawing/2016/ink" xmlns:am3d="http://schemas.microsoft.com/office/drawing/2017/model3d" xmlns:o="urn:schemas-microsoft-com:office:office" xmlns:oel="http://schemas.microsoft.com/office/2019/extlst" xmlns:r="http://schemas.openxmlformats.org/officeDocument/2006/relationships" xmlns:m="http://schemas.openxmlformats.org/officeDocument/2006/math" xmlns:v="urn:schemas-microsoft-com:vml" xmlns:wp14="http://schemas.microsoft.com/office/word/2010/wordprocessingDrawing" xmlns:wp="http://schemas.openxmlformats.org/drawingml/2006/wordprocessingDrawing" xmlns:w10="urn:schemas-microsoft-com:office:word" xmlns:w="http://schemas.openxmlformats.org/wordprocessingml/2006/main" xmlns:w14="http://schemas.microsoft.com/office/word/2010/wordml" xmlns:w15="http://schemas.microsoft.com/office/word/2012/wordml" xmlns:w16cex="http://schemas.microsoft.com/office/word/2018/wordml/cex" xmlns:w16cid="http://schemas.microsoft.com/office/word/2016/wordml/cid" xmlns:w16="http://schemas.microsoft.com/office/word/2018/wordml" xmlns:w16du="http://schemas.microsoft.com/office/word/2023/wordml/word16du" xmlns:w16sdtdh="http://schemas.microsoft.com/office/word/2020/wordml/sdtdatahash" xmlns:w16sdtfl="http://schemas.microsoft.com/office/word/2024/wordml/sdtformatlock" xmlns:w16se="http://schemas.microsoft.com/office/word/2015/wordml/symex" xmlns:wpg="http://schemas.microsoft.com/office/word/2010/wordprocessingGroup" xmlns:wpi="http://schemas.microsoft.com/office/word/2010/wordprocessingInk" xmlns:wne="http://schemas.microsoft.com/office/word/2006/wordml" xmlns:wps="http://schemas.microsoft.com/office/word/2010/wordprocessingShape" mc:Ignorable="w14 w15 w16se w16cid w16 w16cex w16sdtdh w16sdtfl w16du wp14">
+  <w:comment w:id="0" w:author="Lachlan Wyer" w:date="2026-05-10T18:32:00Z" w:initials="LW">
+    <w:p>
+      <w:pPr>
+        <w:pStyle w:val="CommentText"/>
+      </w:pPr>
+      <w:r>
+        <w:rPr>
+          <w:rStyle w:val="CommentReference"/>
+        </w:rPr>
+        <w:annotationRef/>
+      </w:r>
+      <w:r>
+        <w:t>Make Sure to talk about how the analysis actually links into the problem</w:t>
+      </w:r>
+    </w:p>
+  </w:comment>
+</w:comments>
+</file>
+
+<file path=word/commentsExtended.xml><?xml version="1.0" encoding="utf-8"?>
+<w15:commentsEx xmlns:wpc="http://schemas.microsoft.com/office/word/2010/wordprocessingCanvas" xmlns:cx="http://schemas.microsoft.com/office/drawing/2014/chartex" xmlns:cx1="http://schemas.microsoft.com/office/drawing/2015/9/8/chartex" xmlns:cx2="http://schemas.microsoft.com/office/drawing/2015/10/21/chartex" xmlns:cx3="http://schemas.microsoft.com/office/drawing/2016/5/9/chartex" xmlns:cx4="http://schemas.microsoft.com/office/drawing/2016/5/10/chartex" xmlns:cx5="http://schemas.microsoft.com/office/drawing/2016/5/11/chartex" xmlns:cx6="http://schemas.microsoft.com/office/drawing/2016/5/12/chartex" xmlns:cx7="http://schemas.microsoft.com/office/drawing/2016/5/13/chartex" xmlns:cx8="http://schemas.microsoft.com/office/drawing/2016/5/14/chartex" xmlns:mc="http://schemas.openxmlformats.org/markup-compatibility/2006" xmlns:aink="http://schemas.microsoft.com/office/drawing/2016/ink" xmlns:am3d="http://schemas.microsoft.com/office/drawing/2017/model3d" xmlns:o="urn:schemas-microsoft-com:office:office" xmlns:oel="http://schemas.microsoft.com/office/2019/extlst" xmlns:r="http://schemas.openxmlformats.org/officeDocument/2006/relationships" xmlns:m="http://schemas.openxmlformats.org/officeDocument/2006/math" xmlns:v="urn:schemas-microsoft-com:vml" xmlns:wp14="http://schemas.microsoft.com/office/word/2010/wordprocessingDrawing" xmlns:wp="http://schemas.openxmlformats.org/drawingml/2006/wordprocessingDrawing" xmlns:w10="urn:schemas-microsoft-com:office:word" xmlns:w="http://schemas.openxmlformats.org/wordprocessingml/2006/main" xmlns:w14="http://schemas.microsoft.com/office/word/2010/wordml" xmlns:w15="http://schemas.microsoft.com/office/word/2012/wordml" xmlns:w16cex="http://schemas.microsoft.com/office/word/2018/wordml/cex" xmlns:w16cid="http://schemas.microsoft.com/office/word/2016/wordml/cid" xmlns:w16="http://schemas.microsoft.com/office/word/2018/wordml" xmlns:w16du="http://schemas.microsoft.com/office/word/2023/wordml/word16du" xmlns:w16sdtdh="http://schemas.microsoft.com/office/word/2020/wordml/sdtdatahash" xmlns:w16sdtfl="http://schemas.microsoft.com/office/word/2024/wordml/sdtformatlock" xmlns:w16se="http://schemas.microsoft.com/office/word/2015/wordml/symex" xmlns:wpg="http://schemas.microsoft.com/office/word/2010/wordprocessingGroup" xmlns:wpi="http://schemas.microsoft.com/office/word/2010/wordprocessingInk" xmlns:wne="http://schemas.microsoft.com/office/word/2006/wordml" xmlns:wps="http://schemas.microsoft.com/office/word/2010/wordprocessingShape" mc:Ignorable="w14 w15 w16se w16cid w16 w16cex w16sdtdh w16sdtfl w16du wp14">
+  <w15:commentEx w15:paraId="63D2FC99" w15:done="0"/>
+</w15:commentsEx>
+</file>
+
+<file path=word/commentsExtensible.xml><?xml version="1.0" encoding="utf-8"?>
+<w16cex:commentsExtensible xmlns:wpc="http://schemas.microsoft.com/office/word/2010/wordprocessingCanvas" xmlns:cx="http://schemas.microsoft.com/office/drawing/2014/chartex" xmlns:cx1="http://schemas.microsoft.com/office/drawing/2015/9/8/chartex" xmlns:cx2="http://schemas.microsoft.com/office/drawing/2015/10/21/chartex" xmlns:cx3="http://schemas.microsoft.com/office/drawing/2016/5/9/chartex" xmlns:cx4="http://schemas.microsoft.com/office/drawing/2016/5/10/chartex" xmlns:cx5="http://schemas.microsoft.com/office/drawing/2016/5/11/chartex" xmlns:cx6="http://schemas.microsoft.com/office/drawing/2016/5/12/chartex" xmlns:cx7="http://schemas.microsoft.com/office/drawing/2016/5/13/chartex" xmlns:cx8="http://schemas.microsoft.com/office/drawing/2016/5/14/chartex" xmlns:cr="http://schemas.microsoft.com/office/comments/2020/reactions" xmlns:mc="http://schemas.openxmlformats.org/markup-compatibility/2006" xmlns:aink="http://schemas.microsoft.com/office/drawing/2016/ink" xmlns:am3d="http://schemas.microsoft.com/office/drawing/2017/model3d" xmlns:o="urn:schemas-microsoft-com:office:office" xmlns:oel="http://schemas.microsoft.com/office/2019/extlst" xmlns:r="http://schemas.openxmlformats.org/officeDocument/2006/relationships" xmlns:m="http://schemas.openxmlformats.org/officeDocument/2006/math" xmlns:v="urn:schemas-microsoft-com:vml" xmlns:wp14="http://schemas.microsoft.com/office/word/2010/wordprocessingDrawing" xmlns:wp="http://schemas.openxmlformats.org/drawingml/2006/wordprocessingDrawing" xmlns:w10="urn:schemas-microsoft-com:office:word" xmlns:w="http://schemas.openxmlformats.org/wordprocessingml/2006/main" xmlns:w14="http://schemas.microsoft.com/office/word/2010/wordml" xmlns:w15="http://schemas.microsoft.com/office/word/2012/wordml" xmlns:w16cex="http://schemas.microsoft.com/office/word/2018/wordml/cex" xmlns:w16cid="http://schemas.microsoft.com/office/word/2016/wordml/cid" xmlns:w16="http://schemas.microsoft.com/office/word/2018/wordml" xmlns:w16du="http://schemas.microsoft.com/office/word/2023/wordml/word16du" xmlns:w16sdtdh="http://schemas.microsoft.com/office/word/2020/wordml/sdtdatahash" xmlns:w16sdtfl="http://schemas.microsoft.com/office/word/2024/wordml/sdtformatlock" xmlns:w16se="http://schemas.microsoft.com/office/word/2015/wordml/symex" xmlns:wpg="http://schemas.microsoft.com/office/word/2010/wordprocessingGroup" xmlns:wpi="http://schemas.microsoft.com/office/word/2010/wordprocessingInk" xmlns:wne="http://schemas.microsoft.com/office/word/2006/wordml" xmlns:wps="http://schemas.microsoft.com/office/word/2010/wordprocessingShape" mc:Ignorable="w14 w15 w16se w16cid w16 w16cex w16sdtdh w16sdtfl cr w16du wp14">
+  <w16cex:commentExtensible w16cex:durableId="2CD794AD" w16cex:dateUtc="2026-05-10T08:32:00Z"/>
+</w16cex:commentsExtensible>
+</file>
+
+<file path=word/commentsIds.xml><?xml version="1.0" encoding="utf-8"?>
+<w16cid:commentsIds xmlns:wpc="http://schemas.microsoft.com/office/word/2010/wordprocessingCanvas" xmlns:cx="http://schemas.microsoft.com/office/drawing/2014/chartex" xmlns:cx1="http://schemas.microsoft.com/office/drawing/2015/9/8/chartex" xmlns:cx2="http://schemas.microsoft.com/office/drawing/2015/10/21/chartex" xmlns:cx3="http://schemas.microsoft.com/office/drawing/2016/5/9/chartex" xmlns:cx4="http://schemas.microsoft.com/office/drawing/2016/5/10/chartex" xmlns:cx5="http://schemas.microsoft.com/office/drawing/2016/5/11/chartex" xmlns:cx6="http://schemas.microsoft.com/office/drawing/2016/5/12/chartex" xmlns:cx7="http://schemas.microsoft.com/office/drawing/2016/5/13/chartex" xmlns:cx8="http://schemas.microsoft.com/office/drawing/2016/5/14/chartex" xmlns:mc="http://schemas.openxmlformats.org/markup-compatibility/2006" xmlns:aink="http://schemas.microsoft.com/office/drawing/2016/ink" xmlns:am3d="http://schemas.microsoft.com/office/drawing/2017/model3d" xmlns:o="urn:schemas-microsoft-com:office:office" xmlns:oel="http://schemas.microsoft.com/office/2019/extlst" xmlns:r="http://schemas.openxmlformats.org/officeDocument/2006/relationships" xmlns:m="http://schemas.openxmlformats.org/officeDocument/2006/math" xmlns:v="urn:schemas-microsoft-com:vml" xmlns:wp14="http://schemas.microsoft.com/office/word/2010/wordprocessingDrawing" xmlns:wp="http://schemas.openxmlformats.org/drawingml/2006/wordprocessingDrawing" xmlns:w10="urn:schemas-microsoft-com:office:word" xmlns:w="http://schemas.openxmlformats.org/wordprocessingml/2006/main" xmlns:w14="http://schemas.microsoft.com/office/word/2010/wordml" xmlns:w15="http://schemas.microsoft.com/office/word/2012/wordml" xmlns:w16cex="http://schemas.microsoft.com/office/word/2018/wordml/cex" xmlns:w16cid="http://schemas.microsoft.com/office/word/2016/wordml/cid" xmlns:w16="http://schemas.microsoft.com/office/word/2018/wordml" xmlns:w16du="http://schemas.microsoft.com/office/word/2023/wordml/word16du" xmlns:w16sdtdh="http://schemas.microsoft.com/office/word/2020/wordml/sdtdatahash" xmlns:w16sdtfl="http://schemas.microsoft.com/office/word/2024/wordml/sdtformatlock" xmlns:w16se="http://schemas.microsoft.com/office/word/2015/wordml/symex" xmlns:wpg="http://schemas.microsoft.com/office/word/2010/wordprocessingGroup" xmlns:wpi="http://schemas.microsoft.com/office/word/2010/wordprocessingInk" xmlns:wne="http://schemas.microsoft.com/office/word/2006/wordml" xmlns:wps="http://schemas.microsoft.com/office/word/2010/wordprocessingShape" mc:Ignorable="w14 w15 w16se w16cid w16 w16cex w16sdtdh w16sdtfl w16du wp14">
+  <w16cid:commentId w16cid:paraId="63D2FC99" w16cid:durableId="2CD794AD"/>
+</w16cid:commentsIds>
 </file>
 
 <file path=word/endnotes.xml><?xml version="1.0" encoding="utf-8"?>
@@ -5722,6 +5667,14 @@
     <w:abstractNumId w:val="1"/>
   </w:num>
 </w:numbering>
+</file>
+
+<file path=word/people.xml><?xml version="1.0" encoding="utf-8"?>
+<w15:people xmlns:wpc="http://schemas.microsoft.com/office/word/2010/wordprocessingCanvas" xmlns:cx="http://schemas.microsoft.com/office/drawing/2014/chartex" xmlns:cx1="http://schemas.microsoft.com/office/drawing/2015/9/8/chartex" xmlns:cx2="http://schemas.microsoft.com/office/drawing/2015/10/21/chartex" xmlns:cx3="http://schemas.microsoft.com/office/drawing/2016/5/9/chartex" xmlns:cx4="http://schemas.microsoft.com/office/drawing/2016/5/10/chartex" xmlns:cx5="http://schemas.microsoft.com/office/drawing/2016/5/11/chartex" xmlns:cx6="http://schemas.microsoft.com/office/drawing/2016/5/12/chartex" xmlns:cx7="http://schemas.microsoft.com/office/drawing/2016/5/13/chartex" xmlns:cx8="http://schemas.microsoft.com/office/drawing/2016/5/14/chartex" xmlns:mc="http://schemas.openxmlformats.org/markup-compatibility/2006" xmlns:aink="http://schemas.microsoft.com/office/drawing/2016/ink" xmlns:am3d="http://schemas.microsoft.com/office/drawing/2017/model3d" xmlns:o="urn:schemas-microsoft-com:office:office" xmlns:oel="http://schemas.microsoft.com/office/2019/extlst" xmlns:r="http://schemas.openxmlformats.org/officeDocument/2006/relationships" xmlns:m="http://schemas.openxmlformats.org/officeDocument/2006/math" xmlns:v="urn:schemas-microsoft-com:vml" xmlns:wp14="http://schemas.microsoft.com/office/word/2010/wordprocessingDrawing" xmlns:wp="http://schemas.openxmlformats.org/drawingml/2006/wordprocessingDrawing" xmlns:w10="urn:schemas-microsoft-com:office:word" xmlns:w="http://schemas.openxmlformats.org/wordprocessingml/2006/main" xmlns:w14="http://schemas.microsoft.com/office/word/2010/wordml" xmlns:w15="http://schemas.microsoft.com/office/word/2012/wordml" xmlns:w16cex="http://schemas.microsoft.com/office/word/2018/wordml/cex" xmlns:w16cid="http://schemas.microsoft.com/office/word/2016/wordml/cid" xmlns:w16="http://schemas.microsoft.com/office/word/2018/wordml" xmlns:w16du="http://schemas.microsoft.com/office/word/2023/wordml/word16du" xmlns:w16sdtdh="http://schemas.microsoft.com/office/word/2020/wordml/sdtdatahash" xmlns:w16sdtfl="http://schemas.microsoft.com/office/word/2024/wordml/sdtformatlock" xmlns:w16se="http://schemas.microsoft.com/office/word/2015/wordml/symex" xmlns:wpg="http://schemas.microsoft.com/office/word/2010/wordprocessingGroup" xmlns:wpi="http://schemas.microsoft.com/office/word/2010/wordprocessingInk" xmlns:wne="http://schemas.microsoft.com/office/word/2006/wordml" xmlns:wps="http://schemas.microsoft.com/office/word/2010/wordprocessingShape" mc:Ignorable="w14 w15 w16se w16cid w16 w16cex w16sdtdh w16sdtfl w16du wp14">
+  <w15:person w15:author="Lachlan Wyer">
+    <w15:presenceInfo w15:providerId="AD" w15:userId="S::lachlan.wyer@cqumail.com::3173a9f1-b9fb-4d08-92dd-14118bb596d9"/>
+  </w15:person>
+</w15:people>
 </file>
 
 <file path=word/styles.xml><?xml version="1.0" encoding="utf-8"?>

--- a/Assignment 2 - Draft_3.docx
+++ b/Assignment 2 - Draft_3.docx
@@ -3466,13 +3466,11 @@
     </w:p>
     <w:p>
       <w:pPr>
-        <w:rPr>
-          <w:rFonts w:eastAsiaTheme="minorEastAsia"/>
-        </w:rPr>
-      </w:pPr>
-      <w:r>
-        <w:t xml:space="preserve">The two metrics chosen to evaluate the model are </w:t>
-      </w:r>
+        <w:pStyle w:val="Heading3"/>
+        <w:rPr>
+          <w:rFonts w:asciiTheme="majorHAnsi" w:hAnsiTheme="majorHAnsi"/>
+        </w:rPr>
+      </w:pPr>
       <m:oMath>
         <m:sSup>
           <m:sSupPr>
@@ -3503,6 +3501,64 @@
       </m:oMath>
       <w:r>
         <w:rPr>
+          <w:rFonts w:asciiTheme="majorHAnsi" w:hAnsiTheme="majorHAnsi"/>
+        </w:rPr>
+        <w:t xml:space="preserve"> and </w:t>
+      </w:r>
+      <m:oMath>
+        <m:r>
+          <w:rPr>
+            <w:rFonts w:ascii="Cambria Math" w:hAnsi="Cambria Math"/>
+          </w:rPr>
+          <m:t>RMSE</m:t>
+        </m:r>
+      </m:oMath>
+      <w:r>
+        <w:rPr>
+          <w:rFonts w:asciiTheme="majorHAnsi" w:hAnsiTheme="majorHAnsi"/>
+        </w:rPr>
+        <w:t xml:space="preserve"> Metrics:</w:t>
+      </w:r>
+    </w:p>
+    <w:p>
+      <w:pPr>
+        <w:rPr>
+          <w:rFonts w:eastAsiaTheme="minorEastAsia"/>
+        </w:rPr>
+      </w:pPr>
+      <w:r>
+        <w:t xml:space="preserve">The two metrics chosen to evaluate the model are </w:t>
+      </w:r>
+      <m:oMath>
+        <m:sSup>
+          <m:sSupPr>
+            <m:ctrlPr>
+              <w:rPr>
+                <w:rFonts w:ascii="Cambria Math" w:hAnsi="Cambria Math"/>
+                <w:i/>
+              </w:rPr>
+            </m:ctrlPr>
+          </m:sSupPr>
+          <m:e>
+            <m:r>
+              <w:rPr>
+                <w:rFonts w:ascii="Cambria Math" w:hAnsi="Cambria Math"/>
+              </w:rPr>
+              <m:t>R</m:t>
+            </m:r>
+          </m:e>
+          <m:sup>
+            <m:r>
+              <w:rPr>
+                <w:rFonts w:ascii="Cambria Math" w:hAnsi="Cambria Math"/>
+              </w:rPr>
+              <m:t>2</m:t>
+            </m:r>
+          </m:sup>
+        </m:sSup>
+      </m:oMath>
+      <w:r>
+        <w:rPr>
           <w:rFonts w:eastAsiaTheme="minorEastAsia"/>
         </w:rPr>
         <w:t xml:space="preserve"> </w:t>
@@ -3682,14 +3738,7 @@
         <w:rPr>
           <w:rFonts w:eastAsiaTheme="minorEastAsia"/>
         </w:rPr>
-        <w:t xml:space="preserve">value. </w:t>
-      </w:r>
-      <w:r>
-        <w:rPr>
-          <w:rFonts w:eastAsiaTheme="minorEastAsia"/>
-        </w:rPr>
-        <w:lastRenderedPageBreak/>
-        <w:t>Ideally this value is close to 1</w:t>
+        <w:t>value. Ideally this value is close to 1</w:t>
       </w:r>
       <w:r>
         <w:rPr>
@@ -4808,14 +4857,312 @@
     </w:p>
     <w:p>
       <w:pPr>
-        <w:rPr>
-          <w:rFonts w:eastAsiaTheme="minorEastAsia"/>
-        </w:rPr>
-      </w:pPr>
-      <w:r>
-        <w:rPr>
-          <w:rFonts w:eastAsiaTheme="minorEastAsia"/>
-        </w:rPr>
+        <w:pStyle w:val="Heading3"/>
+        <w:rPr>
+          <w:rFonts w:eastAsiaTheme="minorEastAsia"/>
+        </w:rPr>
+      </w:pPr>
+      <w:r>
+        <w:rPr>
+          <w:rFonts w:eastAsiaTheme="minorEastAsia"/>
+        </w:rPr>
+        <w:t>Under vs Over-fitting the Model:</w:t>
+      </w:r>
+    </w:p>
+    <w:p>
+      <w:pPr>
+        <w:rPr>
+          <w:rFonts w:eastAsiaTheme="minorEastAsia"/>
+        </w:rPr>
+      </w:pPr>
+      <w:r>
+        <w:t xml:space="preserve">The simple version of under-fitting in when a </w:t>
+      </w:r>
+      <w:r>
+        <w:t xml:space="preserve">too simplistic model (e.g. Linear Regression) is trying to predict the complex patterns within a dataset (Non-linear relationships). This </w:t>
+      </w:r>
+      <w:r>
+        <w:t xml:space="preserve">is what is happening with the </w:t>
+      </w:r>
+      <m:oMath>
+        <m:sSup>
+          <m:sSupPr>
+            <m:ctrlPr>
+              <w:rPr>
+                <w:rFonts w:ascii="Cambria Math" w:hAnsi="Cambria Math"/>
+                <w:i/>
+              </w:rPr>
+            </m:ctrlPr>
+          </m:sSupPr>
+          <m:e>
+            <m:r>
+              <w:rPr>
+                <w:rFonts w:ascii="Cambria Math" w:hAnsi="Cambria Math"/>
+              </w:rPr>
+              <m:t>R</m:t>
+            </m:r>
+          </m:e>
+          <m:sup>
+            <m:r>
+              <w:rPr>
+                <w:rFonts w:ascii="Cambria Math" w:hAnsi="Cambria Math"/>
+              </w:rPr>
+              <m:t>2</m:t>
+            </m:r>
+          </m:sup>
+        </m:sSup>
+      </m:oMath>
+      <w:r>
+        <w:rPr>
+          <w:rFonts w:eastAsiaTheme="minorEastAsia"/>
+        </w:rPr>
+        <w:t xml:space="preserve"> and </w:t>
+      </w:r>
+      <m:oMath>
+        <m:r>
+          <w:rPr>
+            <w:rFonts w:ascii="Cambria Math" w:eastAsiaTheme="minorEastAsia" w:hAnsi="Cambria Math"/>
+          </w:rPr>
+          <m:t>RMSE</m:t>
+        </m:r>
+      </m:oMath>
+      <w:r>
+        <w:rPr>
+          <w:rFonts w:eastAsiaTheme="minorEastAsia"/>
+        </w:rPr>
+        <w:t xml:space="preserve"> values </w:t>
+      </w:r>
+      <w:r>
+        <w:rPr>
+          <w:rFonts w:eastAsiaTheme="minorEastAsia"/>
+        </w:rPr>
+        <w:t>mentioned before</w:t>
+      </w:r>
+      <w:r>
+        <w:rPr>
+          <w:rFonts w:eastAsiaTheme="minorEastAsia"/>
+        </w:rPr>
+        <w:t xml:space="preserve">. The linear regression model trained with the data cannot predict the extremely non-linear patterns within </w:t>
+      </w:r>
+      <w:r>
+        <w:rPr>
+          <w:rFonts w:eastAsiaTheme="minorEastAsia"/>
+        </w:rPr>
+        <w:t xml:space="preserve">the test and prediction datasets. </w:t>
+      </w:r>
+      <w:r>
+        <w:rPr>
+          <w:rFonts w:eastAsiaTheme="minorEastAsia"/>
+        </w:rPr>
+        <w:t xml:space="preserve">This is corroborated by the </w:t>
+      </w:r>
+      <w:r>
+        <w:rPr>
+          <w:rFonts w:eastAsiaTheme="minorEastAsia"/>
+        </w:rPr>
+        <w:t>initial data exploration (</w:t>
+      </w:r>
+      <w:r>
+        <w:rPr>
+          <w:rFonts w:eastAsiaTheme="minorEastAsia"/>
+        </w:rPr>
+        <w:fldChar w:fldCharType="begin"/>
+      </w:r>
+      <w:r>
+        <w:rPr>
+          <w:rFonts w:eastAsiaTheme="minorEastAsia"/>
+        </w:rPr>
+        <w:instrText xml:space="preserve"> REF _Ref228358706 \h </w:instrText>
+      </w:r>
+      <w:r>
+        <w:rPr>
+          <w:rFonts w:eastAsiaTheme="minorEastAsia"/>
+        </w:rPr>
+      </w:r>
+      <w:r>
+        <w:rPr>
+          <w:rFonts w:eastAsiaTheme="minorEastAsia"/>
+        </w:rPr>
+        <w:fldChar w:fldCharType="separate"/>
+      </w:r>
+      <w:r>
+        <w:t xml:space="preserve">Figure </w:t>
+      </w:r>
+      <w:r>
+        <w:rPr>
+          <w:noProof/>
+        </w:rPr>
+        <w:t>3</w:t>
+      </w:r>
+      <w:r>
+        <w:rPr>
+          <w:rFonts w:eastAsiaTheme="minorEastAsia"/>
+        </w:rPr>
+        <w:fldChar w:fldCharType="end"/>
+      </w:r>
+      <w:r>
+        <w:rPr>
+          <w:rFonts w:eastAsiaTheme="minorEastAsia"/>
+        </w:rPr>
+        <w:t xml:space="preserve">, </w:t>
+      </w:r>
+      <w:r>
+        <w:rPr>
+          <w:rFonts w:eastAsiaTheme="minorEastAsia"/>
+        </w:rPr>
+        <w:fldChar w:fldCharType="begin"/>
+      </w:r>
+      <w:r>
+        <w:rPr>
+          <w:rFonts w:eastAsiaTheme="minorEastAsia"/>
+        </w:rPr>
+        <w:instrText xml:space="preserve"> REF _Ref228358712 \h </w:instrText>
+      </w:r>
+      <w:r>
+        <w:rPr>
+          <w:rFonts w:eastAsiaTheme="minorEastAsia"/>
+        </w:rPr>
+      </w:r>
+      <w:r>
+        <w:rPr>
+          <w:rFonts w:eastAsiaTheme="minorEastAsia"/>
+        </w:rPr>
+        <w:fldChar w:fldCharType="separate"/>
+      </w:r>
+      <w:r>
+        <w:t xml:space="preserve">Figure </w:t>
+      </w:r>
+      <w:r>
+        <w:rPr>
+          <w:noProof/>
+        </w:rPr>
+        <w:t>4</w:t>
+      </w:r>
+      <w:r>
+        <w:rPr>
+          <w:rFonts w:eastAsiaTheme="minorEastAsia"/>
+        </w:rPr>
+        <w:fldChar w:fldCharType="end"/>
+      </w:r>
+      <w:r>
+        <w:rPr>
+          <w:rFonts w:eastAsiaTheme="minorEastAsia"/>
+        </w:rPr>
+        <w:t xml:space="preserve">, </w:t>
+      </w:r>
+      <w:r>
+        <w:rPr>
+          <w:rFonts w:eastAsiaTheme="minorEastAsia"/>
+        </w:rPr>
+        <w:fldChar w:fldCharType="begin"/>
+      </w:r>
+      <w:r>
+        <w:rPr>
+          <w:rFonts w:eastAsiaTheme="minorEastAsia"/>
+        </w:rPr>
+        <w:instrText xml:space="preserve"> REF _Ref229325853 \h </w:instrText>
+      </w:r>
+      <w:r>
+        <w:rPr>
+          <w:rFonts w:eastAsiaTheme="minorEastAsia"/>
+        </w:rPr>
+      </w:r>
+      <w:r>
+        <w:rPr>
+          <w:rFonts w:eastAsiaTheme="minorEastAsia"/>
+        </w:rPr>
+        <w:fldChar w:fldCharType="separate"/>
+      </w:r>
+      <w:r>
+        <w:t xml:space="preserve">Figure </w:t>
+      </w:r>
+      <w:r>
+        <w:rPr>
+          <w:noProof/>
+        </w:rPr>
+        <w:t>5</w:t>
+      </w:r>
+      <w:r>
+        <w:rPr>
+          <w:rFonts w:eastAsiaTheme="minorEastAsia"/>
+        </w:rPr>
+        <w:fldChar w:fldCharType="end"/>
+      </w:r>
+      <w:r>
+        <w:rPr>
+          <w:rFonts w:eastAsiaTheme="minorEastAsia"/>
+        </w:rPr>
+        <w:t xml:space="preserve"> &amp; </w:t>
+      </w:r>
+      <w:r>
+        <w:rPr>
+          <w:rFonts w:eastAsiaTheme="minorEastAsia"/>
+        </w:rPr>
+        <w:fldChar w:fldCharType="begin"/>
+      </w:r>
+      <w:r>
+        <w:rPr>
+          <w:rFonts w:eastAsiaTheme="minorEastAsia"/>
+        </w:rPr>
+        <w:instrText xml:space="preserve"> REF _Ref229325843 \h </w:instrText>
+      </w:r>
+      <w:r>
+        <w:rPr>
+          <w:rFonts w:eastAsiaTheme="minorEastAsia"/>
+        </w:rPr>
+      </w:r>
+      <w:r>
+        <w:rPr>
+          <w:rFonts w:eastAsiaTheme="minorEastAsia"/>
+        </w:rPr>
+        <w:fldChar w:fldCharType="separate"/>
+      </w:r>
+      <w:r>
+        <w:t xml:space="preserve">Figure </w:t>
+      </w:r>
+      <w:r>
+        <w:rPr>
+          <w:noProof/>
+        </w:rPr>
+        <w:t>6</w:t>
+      </w:r>
+      <w:r>
+        <w:rPr>
+          <w:rFonts w:eastAsiaTheme="minorEastAsia"/>
+        </w:rPr>
+        <w:fldChar w:fldCharType="end"/>
+      </w:r>
+      <w:r>
+        <w:rPr>
+          <w:rFonts w:eastAsiaTheme="minorEastAsia"/>
+        </w:rPr>
+        <w:t>) showing very non-linear</w:t>
+      </w:r>
+      <w:r>
+        <w:rPr>
+          <w:rFonts w:eastAsiaTheme="minorEastAsia"/>
+        </w:rPr>
+        <w:t xml:space="preserve"> patterns between temperature, seasonality, weather, </w:t>
+      </w:r>
+      <w:r>
+        <w:rPr>
+          <w:rFonts w:eastAsiaTheme="minorEastAsia"/>
+        </w:rPr>
+        <w:t>and time and count.</w:t>
+      </w:r>
+    </w:p>
+    <w:p/>
+    <w:p>
+      <w:pPr>
+        <w:rPr>
+          <w:rFonts w:eastAsiaTheme="minorEastAsia"/>
+        </w:rPr>
+      </w:pPr>
+      <w:r>
+        <w:rPr>
+          <w:rFonts w:eastAsiaTheme="minorEastAsia"/>
+        </w:rPr>
+        <w:lastRenderedPageBreak/>
         <w:t>All of this can be shown in the scatter plot below</w:t>
       </w:r>
       <w:r>
@@ -4920,19 +5267,49 @@
         <w:rPr>
           <w:rFonts w:eastAsiaTheme="minorEastAsia"/>
         </w:rPr>
+        <w:t xml:space="preserve"> As,</w:t>
+      </w:r>
+      <w:r>
+        <w:rPr>
+          <w:rFonts w:eastAsiaTheme="minorEastAsia"/>
+        </w:rPr>
         <w:t xml:space="preserve"> </w:t>
       </w:r>
       <w:r>
         <w:rPr>
           <w:rFonts w:eastAsiaTheme="minorEastAsia"/>
         </w:rPr>
-        <w:t xml:space="preserve">Again, the linear regression model </w:t>
-      </w:r>
-      <w:r>
-        <w:rPr>
-          <w:rFonts w:eastAsiaTheme="minorEastAsia"/>
-        </w:rPr>
-        <w:t>is not great at predicting the non-linear data within the dataset.</w:t>
+        <w:t xml:space="preserve">the linear regression model </w:t>
+      </w:r>
+      <w:r>
+        <w:rPr>
+          <w:rFonts w:eastAsiaTheme="minorEastAsia"/>
+        </w:rPr>
+        <w:t>is not great at predicting the non-linear</w:t>
+      </w:r>
+      <w:r>
+        <w:rPr>
+          <w:rFonts w:eastAsiaTheme="minorEastAsia"/>
+        </w:rPr>
+        <w:t xml:space="preserve"> expectation of the</w:t>
+      </w:r>
+      <w:r>
+        <w:rPr>
+          <w:rFonts w:eastAsiaTheme="minorEastAsia"/>
+        </w:rPr>
+        <w:t xml:space="preserve"> data within </w:t>
+      </w:r>
+      <w:r>
+        <w:rPr>
+          <w:rFonts w:eastAsiaTheme="minorEastAsia"/>
+        </w:rPr>
+        <w:t xml:space="preserve">the </w:t>
+      </w:r>
+      <w:r>
+        <w:rPr>
+          <w:rFonts w:eastAsiaTheme="minorEastAsia"/>
+        </w:rPr>
+        <w:t>dataset.</w:t>
       </w:r>
     </w:p>
     <w:p>
@@ -4946,7 +5323,6 @@
         <w:rPr>
           <w:rFonts w:eastAsiaTheme="minorEastAsia"/>
         </w:rPr>
-        <w:lastRenderedPageBreak/>
         <w:drawing>
           <wp:inline distT="0" distB="0" distL="0" distR="0" wp14:anchorId="0B586061" wp14:editId="18F0385B">
             <wp:extent cx="3656481" cy="2639423"/>
